--- a/IndividualWork.docx
+++ b/IndividualWork.docx
@@ -10,6 +10,8 @@
           <w:szCs w:val="32"/>
         </w:rPr>
       </w:pPr>
+      <w:bookmarkStart w:id="0" w:name="_GoBack"/>
+      <w:bookmarkEnd w:id="0"/>
       <w:r>
         <w:rPr>
           <w:sz w:val="28"/>
@@ -2044,22 +2046,17 @@
                 <w:webHidden/>
                 <w:sz w:val="28"/>
               </w:rPr>
-            </w:r>
-            <w:r>
-              <w:rPr>
-                <w:noProof/>
-                <w:webHidden/>
-                <w:sz w:val="28"/>
-              </w:rPr>
               <w:fldChar w:fldCharType="separate"/>
             </w:r>
             <w:r>
               <w:rPr>
-                <w:noProof/>
-                <w:webHidden/>
-                <w:sz w:val="28"/>
-              </w:rPr>
-              <w:t>16</w:t>
+                <w:b/>
+                <w:bCs/>
+                <w:noProof/>
+                <w:webHidden/>
+                <w:sz w:val="28"/>
+              </w:rPr>
+              <w:t>Ошибка! Закладка не определена.</w:t>
             </w:r>
             <w:r>
               <w:rPr>
@@ -2207,7 +2204,7 @@
           <w:u w:val="single"/>
         </w:rPr>
       </w:pPr>
-      <w:bookmarkStart w:id="0" w:name="_Toc228889979"/>
+      <w:bookmarkStart w:id="1" w:name="_Toc228889979"/>
       <w:r>
         <w:rPr>
           <w:rFonts w:ascii="Times New Roman" w:hAnsi="Times New Roman" w:cs="Times New Roman"/>
@@ -2219,7 +2216,7 @@
         <w:lastRenderedPageBreak/>
         <w:t>ЦЕЛЬ РАБОТЫ</w:t>
       </w:r>
-      <w:bookmarkEnd w:id="0"/>
+      <w:bookmarkEnd w:id="1"/>
     </w:p>
     <w:p>
       <w:pPr>
@@ -2368,7 +2365,7 @@
           <w:u w:val="single"/>
         </w:rPr>
       </w:pPr>
-      <w:bookmarkStart w:id="1" w:name="_Toc228889980"/>
+      <w:bookmarkStart w:id="2" w:name="_Toc228889980"/>
       <w:r>
         <w:rPr>
           <w:rFonts w:ascii="Times New Roman" w:hAnsi="Times New Roman" w:cs="Times New Roman"/>
@@ -2379,7 +2376,7 @@
         </w:rPr>
         <w:t>ХОД РАБОТЫ</w:t>
       </w:r>
-      <w:bookmarkEnd w:id="1"/>
+      <w:bookmarkEnd w:id="2"/>
     </w:p>
     <w:p>
       <w:pPr>
@@ -2398,7 +2395,7 @@
           <w:szCs w:val="32"/>
         </w:rPr>
       </w:pPr>
-      <w:bookmarkStart w:id="2" w:name="_Toc228889981"/>
+      <w:bookmarkStart w:id="3" w:name="_Toc228889981"/>
       <w:r>
         <w:rPr>
           <w:b/>
@@ -2407,7 +2404,7 @@
         </w:rPr>
         <w:t>Постановка задачи</w:t>
       </w:r>
-      <w:bookmarkEnd w:id="2"/>
+      <w:bookmarkEnd w:id="3"/>
     </w:p>
     <w:p>
       <w:pPr>
@@ -2792,7 +2789,7 @@
           <w:szCs w:val="32"/>
         </w:rPr>
       </w:pPr>
-      <w:bookmarkStart w:id="3" w:name="_Toc228889982"/>
+      <w:bookmarkStart w:id="4" w:name="_Toc228889982"/>
       <w:r>
         <w:rPr>
           <w:b/>
@@ -2801,7 +2798,7 @@
         </w:rPr>
         <w:t>Архитектура приложения</w:t>
       </w:r>
-      <w:bookmarkEnd w:id="3"/>
+      <w:bookmarkEnd w:id="4"/>
     </w:p>
     <w:p>
       <w:pPr>
@@ -3707,7 +3704,7 @@
           <w:szCs w:val="32"/>
         </w:rPr>
       </w:pPr>
-      <w:bookmarkStart w:id="4" w:name="_Toc228889983"/>
+      <w:bookmarkStart w:id="5" w:name="_Toc228889983"/>
       <w:r>
         <w:rPr>
           <w:b/>
@@ -3716,7 +3713,7 @@
         </w:rPr>
         <w:t>Подключение к базе данных</w:t>
       </w:r>
-      <w:bookmarkEnd w:id="4"/>
+      <w:bookmarkEnd w:id="5"/>
     </w:p>
     <w:p>
       <w:pPr>
@@ -3929,10 +3926,11 @@
       </w:pPr>
       <w:r>
         <w:rPr>
+          <w:noProof/>
           <w:szCs w:val="32"/>
         </w:rPr>
         <w:drawing>
-          <wp:inline distT="0" distB="0" distL="0" distR="0" wp14:anchorId="4E9F1F3F" wp14:editId="497E9764">
+          <wp:inline distT="0" distB="0" distL="0" distR="0" wp14:anchorId="6B4B3C7C" wp14:editId="405C581C">
             <wp:extent cx="3496163" cy="3038899"/>
             <wp:effectExtent l="0" t="0" r="9525" b="9525"/>
             <wp:docPr id="3" name="Рисунок 3"/>
@@ -4197,11 +4195,11 @@
       </w:pPr>
       <w:r>
         <w:rPr>
-          <w:szCs w:val="32"/>
-          <w:lang w:val="en-US"/>
+          <w:noProof/>
+          <w:szCs w:val="32"/>
         </w:rPr>
         <w:drawing>
-          <wp:inline distT="0" distB="0" distL="0" distR="0" wp14:anchorId="1882B990" wp14:editId="6A1581CE">
+          <wp:inline distT="0" distB="0" distL="0" distR="0" wp14:anchorId="31ACF5C7" wp14:editId="535D9155">
             <wp:extent cx="3829584" cy="323895"/>
             <wp:effectExtent l="0" t="0" r="0" b="0"/>
             <wp:docPr id="2" name="Рисунок 2"/>
@@ -4338,7 +4336,7 @@
           <w:szCs w:val="32"/>
         </w:rPr>
       </w:pPr>
-      <w:bookmarkStart w:id="5" w:name="_Toc228889984"/>
+      <w:bookmarkStart w:id="6" w:name="_Toc228889984"/>
       <w:r>
         <w:rPr>
           <w:b/>
@@ -4347,7 +4345,7 @@
         </w:rPr>
         <w:t>Миграция базы данных</w:t>
       </w:r>
-      <w:bookmarkEnd w:id="5"/>
+      <w:bookmarkEnd w:id="6"/>
     </w:p>
     <w:p>
       <w:pPr>
@@ -4491,10 +4489,11 @@
       <w:r>
         <w:rPr>
           <w:b/>
+          <w:noProof/>
           <w:szCs w:val="32"/>
         </w:rPr>
         <w:drawing>
-          <wp:inline distT="0" distB="0" distL="0" distR="0" wp14:anchorId="5621BA64" wp14:editId="66F86026">
+          <wp:inline distT="0" distB="0" distL="0" distR="0" wp14:anchorId="479D5301" wp14:editId="79862121">
             <wp:extent cx="2762636" cy="1648055"/>
             <wp:effectExtent l="0" t="0" r="0" b="9525"/>
             <wp:docPr id="1" name="Рисунок 1"/>
@@ -4977,7 +4976,7 @@
           <w:szCs w:val="32"/>
         </w:rPr>
       </w:pPr>
-      <w:bookmarkStart w:id="6" w:name="_Toc228889985"/>
+      <w:bookmarkStart w:id="7" w:name="_Toc228889985"/>
       <w:proofErr w:type="spellStart"/>
       <w:r>
         <w:rPr>
@@ -4997,7 +4996,7 @@
         </w:rPr>
         <w:t xml:space="preserve"> и сущности</w:t>
       </w:r>
-      <w:bookmarkEnd w:id="6"/>
+      <w:bookmarkEnd w:id="7"/>
     </w:p>
     <w:p>
       <w:pPr>
@@ -5308,10 +5307,11 @@
       </w:pPr>
       <w:r>
         <w:rPr>
+          <w:noProof/>
           <w:szCs w:val="32"/>
         </w:rPr>
         <w:drawing>
-          <wp:inline distT="0" distB="0" distL="0" distR="0" wp14:anchorId="618D7921" wp14:editId="0B6CD357">
+          <wp:inline distT="0" distB="0" distL="0" distR="0" wp14:anchorId="29B1F20A" wp14:editId="2A9F37A3">
             <wp:extent cx="4839375" cy="2086266"/>
             <wp:effectExtent l="0" t="0" r="0" b="9525"/>
             <wp:docPr id="5" name="Рисунок 5"/>
@@ -5561,10 +5561,11 @@
       </w:pPr>
       <w:r>
         <w:rPr>
+          <w:noProof/>
           <w:szCs w:val="32"/>
         </w:rPr>
         <w:drawing>
-          <wp:inline distT="0" distB="0" distL="0" distR="0" wp14:anchorId="68F456BE" wp14:editId="00B0A253">
+          <wp:inline distT="0" distB="0" distL="0" distR="0" wp14:anchorId="39261F10" wp14:editId="06828128">
             <wp:extent cx="2838846" cy="2267266"/>
             <wp:effectExtent l="0" t="0" r="0" b="0"/>
             <wp:docPr id="6" name="Рисунок 6"/>
@@ -5831,7 +5832,7 @@
           <w:szCs w:val="32"/>
         </w:rPr>
       </w:pPr>
-      <w:bookmarkStart w:id="7" w:name="_Toc228889986"/>
+      <w:bookmarkStart w:id="8" w:name="_Toc228889986"/>
       <w:r>
         <w:rPr>
           <w:b/>
@@ -5840,7 +5841,7 @@
         </w:rPr>
         <w:t>Обработка форм</w:t>
       </w:r>
-      <w:bookmarkEnd w:id="7"/>
+      <w:bookmarkEnd w:id="8"/>
     </w:p>
     <w:p>
       <w:pPr>
@@ -6074,10 +6075,11 @@
       </w:pPr>
       <w:r>
         <w:rPr>
+          <w:noProof/>
           <w:szCs w:val="32"/>
         </w:rPr>
         <w:drawing>
-          <wp:inline distT="0" distB="0" distL="0" distR="0" wp14:anchorId="135001D4" wp14:editId="7F62D3EA">
+          <wp:inline distT="0" distB="0" distL="0" distR="0" wp14:anchorId="57A194ED" wp14:editId="6CDB272E">
             <wp:extent cx="3267075" cy="142875"/>
             <wp:effectExtent l="0" t="0" r="9525" b="9525"/>
             <wp:docPr id="7" name="Рисунок 7"/>
@@ -6160,7 +6162,7 @@
           <w:szCs w:val="32"/>
         </w:rPr>
       </w:pPr>
-      <w:bookmarkStart w:id="8" w:name="_Toc228889987"/>
+      <w:bookmarkStart w:id="9" w:name="_Toc228889987"/>
       <w:r>
         <w:rPr>
           <w:b/>
@@ -6178,7 +6180,7 @@
         </w:rPr>
         <w:t>шаблоны</w:t>
       </w:r>
-      <w:bookmarkEnd w:id="8"/>
+      <w:bookmarkEnd w:id="9"/>
     </w:p>
     <w:p>
       <w:pPr>
@@ -6338,10 +6340,11 @@
       </w:pPr>
       <w:r>
         <w:rPr>
+          <w:noProof/>
           <w:szCs w:val="32"/>
         </w:rPr>
         <w:drawing>
-          <wp:inline distT="0" distB="0" distL="0" distR="0" wp14:anchorId="0D68C2AB" wp14:editId="0700BF5D">
+          <wp:inline distT="0" distB="0" distL="0" distR="0" wp14:anchorId="2E7AFCCF" wp14:editId="3F4156A8">
             <wp:extent cx="1705213" cy="819264"/>
             <wp:effectExtent l="0" t="0" r="9525" b="0"/>
             <wp:docPr id="10" name="Рисунок 10"/>
@@ -6420,10 +6423,11 @@
       </w:pPr>
       <w:r>
         <w:rPr>
+          <w:noProof/>
           <w:szCs w:val="32"/>
         </w:rPr>
         <w:drawing>
-          <wp:inline distT="0" distB="0" distL="0" distR="0" wp14:anchorId="42BA10D3" wp14:editId="772457C6">
+          <wp:inline distT="0" distB="0" distL="0" distR="0" wp14:anchorId="48A6537B" wp14:editId="2FDD7777">
             <wp:extent cx="2429214" cy="924054"/>
             <wp:effectExtent l="0" t="0" r="9525" b="9525"/>
             <wp:docPr id="11" name="Рисунок 11"/>
@@ -6496,10 +6500,11 @@
       </w:pPr>
       <w:r>
         <w:rPr>
+          <w:noProof/>
           <w:szCs w:val="32"/>
         </w:rPr>
         <w:drawing>
-          <wp:inline distT="0" distB="0" distL="0" distR="0" wp14:anchorId="48484110" wp14:editId="16F4DFA7">
+          <wp:inline distT="0" distB="0" distL="0" distR="0" wp14:anchorId="5E3CEBA4" wp14:editId="6228E37E">
             <wp:extent cx="2972215" cy="781159"/>
             <wp:effectExtent l="0" t="0" r="0" b="0"/>
             <wp:docPr id="12" name="Рисунок 12"/>
@@ -6672,7 +6677,7 @@
           <w:szCs w:val="32"/>
         </w:rPr>
       </w:pPr>
-      <w:bookmarkStart w:id="9" w:name="_Toc228889988"/>
+      <w:bookmarkStart w:id="10" w:name="_Toc228889988"/>
       <w:r>
         <w:rPr>
           <w:b/>
@@ -6681,7 +6686,7 @@
         </w:rPr>
         <w:t>Публичный и приватный контент</w:t>
       </w:r>
-      <w:bookmarkEnd w:id="9"/>
+      <w:bookmarkEnd w:id="10"/>
     </w:p>
     <w:p>
       <w:pPr>
@@ -6856,7 +6861,7 @@
           <w:szCs w:val="32"/>
         </w:rPr>
       </w:pPr>
-      <w:bookmarkStart w:id="10" w:name="_Toc228889989"/>
+      <w:bookmarkStart w:id="11" w:name="_Toc228889989"/>
       <w:r>
         <w:rPr>
           <w:b/>
@@ -6865,7 +6870,7 @@
         </w:rPr>
         <w:t>Система аккаунтов и сессия</w:t>
       </w:r>
-      <w:bookmarkEnd w:id="10"/>
+      <w:bookmarkEnd w:id="11"/>
     </w:p>
     <w:p>
       <w:pPr>
@@ -7113,7 +7118,7 @@
         </w:rPr>
         <w:t xml:space="preserve"> </w:t>
       </w:r>
-      <w:bookmarkStart w:id="11" w:name="_Toc228889990"/>
+      <w:bookmarkStart w:id="12" w:name="_Toc228889990"/>
       <w:r>
         <w:rPr>
           <w:b/>
@@ -7122,7 +7127,7 @@
         </w:rPr>
         <w:t>Процесс авторизации</w:t>
       </w:r>
-      <w:bookmarkEnd w:id="11"/>
+      <w:bookmarkEnd w:id="12"/>
     </w:p>
     <w:p>
       <w:pPr>
@@ -7181,19 +7186,11 @@
         </w:rPr>
         <w:t xml:space="preserve"> </w:t>
       </w:r>
-      <w:proofErr w:type="gramStart"/>
-      <w:r>
-        <w:rPr>
-          <w:szCs w:val="32"/>
-        </w:rPr>
-        <w:t>После</w:t>
-      </w:r>
-      <w:proofErr w:type="gramEnd"/>
-      <w:r>
-        <w:rPr>
-          <w:szCs w:val="32"/>
-        </w:rPr>
-        <w:t xml:space="preserve"> отправки формы данные передаются на сервер методом </w:t>
+      <w:r>
+        <w:rPr>
+          <w:szCs w:val="32"/>
+        </w:rPr>
+        <w:t xml:space="preserve">После отправки формы данные передаются на сервер методом </w:t>
       </w:r>
       <w:r>
         <w:rPr>
@@ -7252,19 +7249,11 @@
         </w:rPr>
         <w:t xml:space="preserve"> </w:t>
       </w:r>
-      <w:proofErr w:type="gramStart"/>
-      <w:r>
-        <w:rPr>
-          <w:szCs w:val="32"/>
-        </w:rPr>
-        <w:t>Далее</w:t>
-      </w:r>
-      <w:proofErr w:type="gramEnd"/>
-      <w:r>
-        <w:rPr>
-          <w:szCs w:val="32"/>
-        </w:rPr>
-        <w:t xml:space="preserve"> данные передаются в сервис </w:t>
+      <w:r>
+        <w:rPr>
+          <w:szCs w:val="32"/>
+        </w:rPr>
+        <w:t xml:space="preserve">Далее данные передаются в сервис </w:t>
       </w:r>
       <w:proofErr w:type="spellStart"/>
       <w:r>
@@ -7365,10 +7354,11 @@
       </w:pPr>
       <w:r>
         <w:rPr>
+          <w:noProof/>
           <w:szCs w:val="32"/>
         </w:rPr>
         <w:drawing>
-          <wp:inline distT="0" distB="0" distL="0" distR="0" wp14:anchorId="4B34BF2B" wp14:editId="4196A29F">
+          <wp:inline distT="0" distB="0" distL="0" distR="0" wp14:anchorId="55AC4EB6" wp14:editId="4E547236">
             <wp:extent cx="3524742" cy="466790"/>
             <wp:effectExtent l="0" t="0" r="0" b="9525"/>
             <wp:docPr id="13" name="Рисунок 13"/>
@@ -7478,7 +7468,7 @@
           <w:szCs w:val="32"/>
         </w:rPr>
       </w:pPr>
-      <w:bookmarkStart w:id="12" w:name="_Toc228889991"/>
+      <w:bookmarkStart w:id="13" w:name="_Toc228889991"/>
       <w:r>
         <w:rPr>
           <w:b/>
@@ -7488,7 +7478,7 @@
         <w:lastRenderedPageBreak/>
         <w:t>Меры безопасности</w:t>
       </w:r>
-      <w:bookmarkEnd w:id="12"/>
+      <w:bookmarkEnd w:id="13"/>
     </w:p>
     <w:p>
       <w:pPr>
@@ -7768,7 +7758,7 @@
           <w:u w:val="single"/>
         </w:rPr>
       </w:pPr>
-      <w:bookmarkStart w:id="13" w:name="_Toc228889992"/>
+      <w:bookmarkStart w:id="14" w:name="_Toc228889992"/>
       <w:r>
         <w:rPr>
           <w:rFonts w:ascii="Times New Roman" w:hAnsi="Times New Roman" w:cs="Times New Roman"/>
@@ -7780,7 +7770,7 @@
         <w:lastRenderedPageBreak/>
         <w:t>ИСПОЛЬЗОВАННЫЕ ТЕХНОЛОГИИ</w:t>
       </w:r>
-      <w:bookmarkEnd w:id="13"/>
+      <w:bookmarkEnd w:id="14"/>
     </w:p>
     <w:p>
       <w:pPr>
@@ -8222,7 +8212,7 @@
           <w:u w:val="single"/>
         </w:rPr>
       </w:pPr>
-      <w:bookmarkStart w:id="14" w:name="_Toc228889993"/>
+      <w:bookmarkStart w:id="15" w:name="_Toc228889993"/>
       <w:r>
         <w:rPr>
           <w:rFonts w:ascii="Times New Roman" w:hAnsi="Times New Roman" w:cs="Times New Roman"/>
@@ -8233,7 +8223,7 @@
         </w:rPr>
         <w:t>ВЫВОД</w:t>
       </w:r>
-      <w:bookmarkEnd w:id="14"/>
+      <w:bookmarkEnd w:id="15"/>
     </w:p>
     <w:p>
       <w:pPr>
@@ -8320,7 +8310,6 @@
           <w:u w:val="single"/>
         </w:rPr>
       </w:pPr>
-      <w:bookmarkStart w:id="15" w:name="_Toc228889994"/>
       <w:r>
         <w:rPr>
           <w:rFonts w:ascii="Times New Roman" w:hAnsi="Times New Roman" w:cs="Times New Roman"/>
@@ -8330,33 +8319,31 @@
           <w:u w:val="single"/>
         </w:rPr>
         <w:lastRenderedPageBreak/>
-        <w:t>СКРИНШОТЫ</w:t>
-      </w:r>
-      <w:bookmarkEnd w:id="15"/>
-    </w:p>
-    <w:p>
-      <w:pPr>
-        <w:spacing w:after="160" w:line="360" w:lineRule="auto"/>
-        <w:jc w:val="both"/>
-        <w:rPr>
-          <w:szCs w:val="32"/>
-        </w:rPr>
-      </w:pPr>
-    </w:p>
-    <w:p>
-      <w:pPr>
-        <w:spacing w:after="160" w:line="360" w:lineRule="auto"/>
-        <w:jc w:val="both"/>
-        <w:rPr>
-          <w:szCs w:val="32"/>
-        </w:rPr>
-      </w:pPr>
-      <w:r>
-        <w:rPr>
+        <w:t xml:space="preserve">ПРИЛОЖЕНИЕ А </w:t>
+      </w:r>
+    </w:p>
+    <w:p>
+      <w:pPr>
+        <w:spacing w:after="160" w:line="360" w:lineRule="auto"/>
+        <w:jc w:val="both"/>
+        <w:rPr>
+          <w:szCs w:val="32"/>
+        </w:rPr>
+      </w:pPr>
+    </w:p>
+    <w:p>
+      <w:pPr>
+        <w:keepNext/>
+        <w:spacing w:after="160" w:line="360" w:lineRule="auto"/>
+        <w:jc w:val="both"/>
+      </w:pPr>
+      <w:r>
+        <w:rPr>
+          <w:noProof/>
           <w:szCs w:val="32"/>
         </w:rPr>
         <w:drawing>
-          <wp:inline distT="0" distB="0" distL="0" distR="0" wp14:anchorId="4AE98AF9" wp14:editId="7C854ACB">
+          <wp:inline distT="0" distB="0" distL="0" distR="0" wp14:anchorId="18AE5025" wp14:editId="72455CB4">
             <wp:extent cx="6119495" cy="3442335"/>
             <wp:effectExtent l="0" t="0" r="0" b="5715"/>
             <wp:docPr id="18" name="Рисунок 18"/>
@@ -8394,36 +8381,95 @@
     </w:p>
     <w:p>
       <w:pPr>
-        <w:spacing w:after="160" w:line="360" w:lineRule="auto"/>
-        <w:jc w:val="both"/>
-        <w:rPr>
-          <w:szCs w:val="32"/>
-        </w:rPr>
-      </w:pPr>
-    </w:p>
-    <w:p>
-      <w:pPr>
-        <w:spacing w:after="160" w:line="360" w:lineRule="auto"/>
-        <w:jc w:val="both"/>
-        <w:rPr>
-          <w:szCs w:val="32"/>
-        </w:rPr>
-      </w:pPr>
-    </w:p>
-    <w:p>
-      <w:pPr>
-        <w:spacing w:after="160" w:line="360" w:lineRule="auto"/>
-        <w:jc w:val="both"/>
-        <w:rPr>
-          <w:szCs w:val="32"/>
-        </w:rPr>
-      </w:pPr>
-      <w:r>
-        <w:rPr>
+        <w:pStyle w:val="aa"/>
+        <w:jc w:val="center"/>
+        <w:rPr>
+          <w:i w:val="0"/>
+          <w:color w:val="auto"/>
+          <w:sz w:val="20"/>
+          <w:szCs w:val="32"/>
+        </w:rPr>
+      </w:pPr>
+      <w:r>
+        <w:rPr>
+          <w:i w:val="0"/>
+          <w:color w:val="auto"/>
+          <w:sz w:val="20"/>
+        </w:rPr>
+        <w:t xml:space="preserve">Рисунок </w:t>
+      </w:r>
+      <w:r>
+        <w:rPr>
+          <w:i w:val="0"/>
+          <w:color w:val="auto"/>
+          <w:sz w:val="20"/>
+        </w:rPr>
+        <w:fldChar w:fldCharType="begin"/>
+      </w:r>
+      <w:r>
+        <w:rPr>
+          <w:i w:val="0"/>
+          <w:color w:val="auto"/>
+          <w:sz w:val="20"/>
+        </w:rPr>
+        <w:instrText xml:space="preserve"> SEQ Рисунок \* ARABIC </w:instrText>
+      </w:r>
+      <w:r>
+        <w:rPr>
+          <w:i w:val="0"/>
+          <w:color w:val="auto"/>
+          <w:sz w:val="20"/>
+        </w:rPr>
+        <w:fldChar w:fldCharType="separate"/>
+      </w:r>
+      <w:r>
+        <w:rPr>
+          <w:i w:val="0"/>
+          <w:noProof/>
+          <w:color w:val="auto"/>
+          <w:sz w:val="20"/>
+        </w:rPr>
+        <w:t>1</w:t>
+      </w:r>
+      <w:r>
+        <w:rPr>
+          <w:i w:val="0"/>
+          <w:color w:val="auto"/>
+          <w:sz w:val="20"/>
+        </w:rPr>
+        <w:fldChar w:fldCharType="end"/>
+      </w:r>
+      <w:r>
+        <w:rPr>
+          <w:i w:val="0"/>
+          <w:color w:val="auto"/>
+          <w:sz w:val="20"/>
+        </w:rPr>
+        <w:t>- главная страница без входа</w:t>
+      </w:r>
+    </w:p>
+    <w:p>
+      <w:pPr>
+        <w:spacing w:after="160" w:line="360" w:lineRule="auto"/>
+        <w:jc w:val="both"/>
+        <w:rPr>
+          <w:szCs w:val="32"/>
+        </w:rPr>
+      </w:pPr>
+    </w:p>
+    <w:p>
+      <w:pPr>
+        <w:keepNext/>
+        <w:spacing w:after="160" w:line="360" w:lineRule="auto"/>
+        <w:jc w:val="both"/>
+      </w:pPr>
+      <w:r>
+        <w:rPr>
+          <w:noProof/>
           <w:szCs w:val="32"/>
         </w:rPr>
         <w:drawing>
-          <wp:inline distT="0" distB="0" distL="0" distR="0" wp14:anchorId="209353DF" wp14:editId="4F054AE2">
+          <wp:inline distT="0" distB="0" distL="0" distR="0" wp14:anchorId="5D42602F" wp14:editId="5670C271">
             <wp:extent cx="6119495" cy="3442335"/>
             <wp:effectExtent l="0" t="0" r="0" b="5715"/>
             <wp:docPr id="19" name="Рисунок 19"/>
@@ -8461,6 +8507,83 @@
     </w:p>
     <w:p>
       <w:pPr>
+        <w:pStyle w:val="aa"/>
+        <w:jc w:val="center"/>
+        <w:rPr>
+          <w:i w:val="0"/>
+          <w:color w:val="auto"/>
+          <w:sz w:val="20"/>
+          <w:szCs w:val="32"/>
+        </w:rPr>
+      </w:pPr>
+      <w:r>
+        <w:rPr>
+          <w:i w:val="0"/>
+          <w:color w:val="auto"/>
+          <w:sz w:val="20"/>
+        </w:rPr>
+        <w:t xml:space="preserve">Рисунок </w:t>
+      </w:r>
+      <w:r>
+        <w:rPr>
+          <w:i w:val="0"/>
+          <w:color w:val="auto"/>
+          <w:sz w:val="20"/>
+        </w:rPr>
+        <w:fldChar w:fldCharType="begin"/>
+      </w:r>
+      <w:r>
+        <w:rPr>
+          <w:i w:val="0"/>
+          <w:color w:val="auto"/>
+          <w:sz w:val="20"/>
+        </w:rPr>
+        <w:instrText xml:space="preserve"> SEQ Рисунок \* ARABIC </w:instrText>
+      </w:r>
+      <w:r>
+        <w:rPr>
+          <w:i w:val="0"/>
+          <w:color w:val="auto"/>
+          <w:sz w:val="20"/>
+        </w:rPr>
+        <w:fldChar w:fldCharType="separate"/>
+      </w:r>
+      <w:r>
+        <w:rPr>
+          <w:i w:val="0"/>
+          <w:noProof/>
+          <w:color w:val="auto"/>
+          <w:sz w:val="20"/>
+        </w:rPr>
+        <w:t>2</w:t>
+      </w:r>
+      <w:r>
+        <w:rPr>
+          <w:i w:val="0"/>
+          <w:color w:val="auto"/>
+          <w:sz w:val="20"/>
+        </w:rPr>
+        <w:fldChar w:fldCharType="end"/>
+      </w:r>
+      <w:r>
+        <w:rPr>
+          <w:i w:val="0"/>
+          <w:color w:val="auto"/>
+          <w:sz w:val="20"/>
+        </w:rPr>
+        <w:t xml:space="preserve"> - страница регистрации</w:t>
+      </w:r>
+      <w:r>
+        <w:rPr>
+          <w:i w:val="0"/>
+          <w:color w:val="auto"/>
+          <w:sz w:val="20"/>
+        </w:rPr>
+        <w:t xml:space="preserve"> аккаунта</w:t>
+      </w:r>
+    </w:p>
+    <w:p>
+      <w:pPr>
         <w:spacing w:after="160" w:line="259" w:lineRule="auto"/>
         <w:rPr>
           <w:sz w:val="28"/>
@@ -8488,19 +8611,17 @@
     </w:p>
     <w:p>
       <w:pPr>
+        <w:keepNext/>
         <w:spacing w:after="160" w:line="259" w:lineRule="auto"/>
-        <w:rPr>
+      </w:pPr>
+      <w:r>
+        <w:rPr>
+          <w:noProof/>
           <w:sz w:val="28"/>
           <w:szCs w:val="32"/>
         </w:rPr>
-      </w:pPr>
-      <w:r>
-        <w:rPr>
-          <w:sz w:val="28"/>
-          <w:szCs w:val="32"/>
-        </w:rPr>
         <w:drawing>
-          <wp:inline distT="0" distB="0" distL="0" distR="0" wp14:anchorId="191694C6" wp14:editId="12562D26">
+          <wp:inline distT="0" distB="0" distL="0" distR="0" wp14:anchorId="29CEC075" wp14:editId="7BBA0FAF">
             <wp:extent cx="6119495" cy="3442335"/>
             <wp:effectExtent l="0" t="0" r="0" b="5715"/>
             <wp:docPr id="20" name="Рисунок 20"/>
@@ -8538,6 +8659,75 @@
     </w:p>
     <w:p>
       <w:pPr>
+        <w:pStyle w:val="aa"/>
+        <w:jc w:val="center"/>
+        <w:rPr>
+          <w:i w:val="0"/>
+          <w:color w:val="auto"/>
+          <w:sz w:val="32"/>
+          <w:szCs w:val="32"/>
+        </w:rPr>
+      </w:pPr>
+      <w:r>
+        <w:rPr>
+          <w:i w:val="0"/>
+          <w:color w:val="auto"/>
+          <w:sz w:val="20"/>
+        </w:rPr>
+        <w:t xml:space="preserve">Рисунок </w:t>
+      </w:r>
+      <w:r>
+        <w:rPr>
+          <w:i w:val="0"/>
+          <w:color w:val="auto"/>
+          <w:sz w:val="20"/>
+        </w:rPr>
+        <w:fldChar w:fldCharType="begin"/>
+      </w:r>
+      <w:r>
+        <w:rPr>
+          <w:i w:val="0"/>
+          <w:color w:val="auto"/>
+          <w:sz w:val="20"/>
+        </w:rPr>
+        <w:instrText xml:space="preserve"> SEQ Рисунок \* ARABIC </w:instrText>
+      </w:r>
+      <w:r>
+        <w:rPr>
+          <w:i w:val="0"/>
+          <w:color w:val="auto"/>
+          <w:sz w:val="20"/>
+        </w:rPr>
+        <w:fldChar w:fldCharType="separate"/>
+      </w:r>
+      <w:r>
+        <w:rPr>
+          <w:i w:val="0"/>
+          <w:noProof/>
+          <w:color w:val="auto"/>
+          <w:sz w:val="20"/>
+        </w:rPr>
+        <w:t>3</w:t>
+      </w:r>
+      <w:r>
+        <w:rPr>
+          <w:i w:val="0"/>
+          <w:color w:val="auto"/>
+          <w:sz w:val="20"/>
+        </w:rPr>
+        <w:fldChar w:fldCharType="end"/>
+      </w:r>
+      <w:r>
+        <w:rPr>
+          <w:i w:val="0"/>
+          <w:color w:val="auto"/>
+          <w:sz w:val="20"/>
+        </w:rPr>
+        <w:t xml:space="preserve"> - страница входа в аккаунт</w:t>
+      </w:r>
+    </w:p>
+    <w:p>
+      <w:pPr>
         <w:spacing w:after="160" w:line="259" w:lineRule="auto"/>
         <w:rPr>
           <w:sz w:val="28"/>
@@ -8556,19 +8746,17 @@
     </w:p>
     <w:p>
       <w:pPr>
+        <w:keepNext/>
         <w:spacing w:after="160" w:line="259" w:lineRule="auto"/>
-        <w:rPr>
+      </w:pPr>
+      <w:r>
+        <w:rPr>
+          <w:noProof/>
           <w:sz w:val="28"/>
           <w:szCs w:val="32"/>
         </w:rPr>
-      </w:pPr>
-      <w:r>
-        <w:rPr>
-          <w:sz w:val="28"/>
-          <w:szCs w:val="32"/>
-        </w:rPr>
         <w:drawing>
-          <wp:inline distT="0" distB="0" distL="0" distR="0" wp14:anchorId="0F0ECDA5" wp14:editId="45F3E751">
+          <wp:inline distT="0" distB="0" distL="0" distR="0" wp14:anchorId="3F98B070" wp14:editId="5FB5809E">
             <wp:extent cx="6119495" cy="3442335"/>
             <wp:effectExtent l="0" t="0" r="0" b="5715"/>
             <wp:docPr id="21" name="Рисунок 21"/>
@@ -8606,6 +8794,67 @@
     </w:p>
     <w:p>
       <w:pPr>
+        <w:pStyle w:val="aa"/>
+        <w:jc w:val="center"/>
+        <w:rPr>
+          <w:color w:val="auto"/>
+          <w:sz w:val="32"/>
+          <w:szCs w:val="32"/>
+        </w:rPr>
+      </w:pPr>
+      <w:r>
+        <w:rPr>
+          <w:color w:val="auto"/>
+          <w:sz w:val="20"/>
+        </w:rPr>
+        <w:t xml:space="preserve">Рисунок </w:t>
+      </w:r>
+      <w:r>
+        <w:rPr>
+          <w:color w:val="auto"/>
+          <w:sz w:val="20"/>
+        </w:rPr>
+        <w:fldChar w:fldCharType="begin"/>
+      </w:r>
+      <w:r>
+        <w:rPr>
+          <w:color w:val="auto"/>
+          <w:sz w:val="20"/>
+        </w:rPr>
+        <w:instrText xml:space="preserve"> SEQ Рисунок \* ARABIC </w:instrText>
+      </w:r>
+      <w:r>
+        <w:rPr>
+          <w:color w:val="auto"/>
+          <w:sz w:val="20"/>
+        </w:rPr>
+        <w:fldChar w:fldCharType="separate"/>
+      </w:r>
+      <w:r>
+        <w:rPr>
+          <w:noProof/>
+          <w:color w:val="auto"/>
+          <w:sz w:val="20"/>
+        </w:rPr>
+        <w:t>4</w:t>
+      </w:r>
+      <w:r>
+        <w:rPr>
+          <w:color w:val="auto"/>
+          <w:sz w:val="20"/>
+        </w:rPr>
+        <w:fldChar w:fldCharType="end"/>
+      </w:r>
+      <w:r>
+        <w:rPr>
+          <w:color w:val="auto"/>
+          <w:sz w:val="20"/>
+        </w:rPr>
+        <w:t xml:space="preserve"> - страница создания записи</w:t>
+      </w:r>
+    </w:p>
+    <w:p>
+      <w:pPr>
         <w:spacing w:after="160" w:line="259" w:lineRule="auto"/>
         <w:rPr>
           <w:noProof/>
@@ -8652,8 +8901,6 @@
           <w:noProof/>
         </w:rPr>
       </w:pPr>
-      <w:bookmarkStart w:id="16" w:name="_GoBack"/>
-      <w:bookmarkEnd w:id="16"/>
     </w:p>
     <w:p>
       <w:pPr>
@@ -8668,7 +8915,7 @@
           <w:u w:val="single"/>
         </w:rPr>
       </w:pPr>
-      <w:bookmarkStart w:id="17" w:name="_Toc228889995"/>
+      <w:bookmarkStart w:id="16" w:name="_Toc228889995"/>
       <w:r>
         <w:rPr>
           <w:rFonts w:ascii="Times New Roman" w:hAnsi="Times New Roman" w:cs="Times New Roman"/>
@@ -8679,7 +8926,7 @@
         </w:rPr>
         <w:t>БИБЛИОГРАФИЯ</w:t>
       </w:r>
-      <w:bookmarkEnd w:id="17"/>
+      <w:bookmarkEnd w:id="16"/>
     </w:p>
     <w:p>
       <w:pPr>
@@ -8716,14 +8963,7 @@
           <w:u w:val="single"/>
           <w:lang w:val="en-US"/>
         </w:rPr>
-        <w:t>https://www.php.net</w:t>
-      </w:r>
-      <w:r>
-        <w:rPr>
-          <w:u w:val="single"/>
-          <w:lang w:val="en-US"/>
-        </w:rPr>
-        <w:t>/</w:t>
+        <w:t>https://www.php.net/</w:t>
       </w:r>
     </w:p>
     <w:p>
@@ -8744,14 +8984,7 @@
           <w:u w:val="single"/>
           <w:lang w:val="en-US"/>
         </w:rPr>
-        <w:t>https://twig.symfony.com</w:t>
-      </w:r>
-      <w:r>
-        <w:rPr>
-          <w:u w:val="single"/>
-          <w:lang w:val="en-US"/>
-        </w:rPr>
-        <w:t>/</w:t>
+        <w:t>https://twig.symfony.com/</w:t>
       </w:r>
     </w:p>
     <w:p>
@@ -8772,14 +9005,7 @@
           <w:u w:val="single"/>
           <w:lang w:val="en-US"/>
         </w:rPr>
-        <w:t>https://www.postgresql.org/docs</w:t>
-      </w:r>
-      <w:r>
-        <w:rPr>
-          <w:u w:val="single"/>
-          <w:lang w:val="en-US"/>
-        </w:rPr>
-        <w:t>/</w:t>
+        <w:t>https://www.postgresql.org/docs/</w:t>
       </w:r>
     </w:p>
     <w:p>
@@ -8800,14 +9026,7 @@
           <w:u w:val="single"/>
           <w:lang w:val="en-US"/>
         </w:rPr>
-        <w:t>https://developer.mozilla.org</w:t>
-      </w:r>
-      <w:r>
-        <w:rPr>
-          <w:u w:val="single"/>
-          <w:lang w:val="en-US"/>
-        </w:rPr>
-        <w:t>/</w:t>
+        <w:t>https://developer.mozilla.org/</w:t>
       </w:r>
     </w:p>
     <w:p>
@@ -8913,6 +9132,7 @@
         <w:rPr>
           <w:color w:val="000000" w:themeColor="text1"/>
           <w:u w:val="single"/>
+          <w:lang w:val="en-US"/>
         </w:rPr>
       </w:pPr>
       <w:hyperlink r:id="rId22" w:history="1">
@@ -8920,6 +9140,7 @@
           <w:rPr>
             <w:rStyle w:val="a3"/>
             <w:color w:val="000000" w:themeColor="text1"/>
+            <w:lang w:val="en-US"/>
           </w:rPr>
           <w:t>https://developer.mozilla.org/ru/docs/Learn/Getting_started_with_the_web/HTML_basics</w:t>
         </w:r>
@@ -8999,6 +9220,7 @@
         <w:docPartUnique/>
       </w:docPartObj>
     </w:sdtPr>
+    <w:sdtEndPr/>
     <w:sdtContent>
       <w:p>
         <w:pPr>
@@ -9031,7 +9253,7 @@
             <w:noProof/>
             <w:sz w:val="32"/>
           </w:rPr>
-          <w:t>18</w:t>
+          <w:t>2</w:t>
         </w:r>
         <w:r>
           <w:rPr>
@@ -11413,7 +11635,7 @@
 </file>
 
 <file path=customXml/itemProps1.xml><?xml version="1.0" encoding="utf-8"?>
-<ds:datastoreItem xmlns:ds="http://schemas.openxmlformats.org/officeDocument/2006/customXml" ds:itemID="{3D583F9D-B1B5-4C11-B14C-2591706259E3}">
+<ds:datastoreItem xmlns:ds="http://schemas.openxmlformats.org/officeDocument/2006/customXml" ds:itemID="{B688A847-1284-4745-81F5-B5CB4747E2F9}">
   <ds:schemaRefs>
     <ds:schemaRef ds:uri="http://schemas.openxmlformats.org/officeDocument/2006/bibliography"/>
   </ds:schemaRefs>
